--- a/DTIPELI.261/OheislaitteenKytkeminen.docx
+++ b/DTIPELI.261/OheislaitteenKytkeminen.docx
@@ -1460,6 +1460,64 @@
           <w:t>harjoitus1.docx</w:t>
         </w:r>
       </w:hyperlink>
+    </w:p>
+    <w:p>
+      <w:pPr>
+        <w:pStyle w:val="BodyText"/>
+        <w:widowControl/>
+        <w:bidi w:val="0"/>
+        <w:spacing w:before="0" w:after="0"/>
+        <w:ind w:hanging="0" w:start="0" w:end="0"/>
+        <w:jc w:val="start"/>
+        <w:rPr>
+          <w:rStyle w:val="Strong"/>
+          <w:rFonts w:ascii="inherit" w:hAnsi="inherit"/>
+          <w:b/>
+          <w:i w:val="false"/>
+          <w:caps w:val="false"/>
+          <w:smallCaps w:val="false"/>
+          <w:strike w:val="false"/>
+          <w:dstrike w:val="false"/>
+          <w:color w:val="00458F"/>
+          <w:spacing w:val="0"/>
+          <w:sz w:val="18"/>
+          <w:u w:val="single"/>
+          <w:effect w:val="none"/>
+          <w:shd w:fill="auto" w:val="clear"/>
+        </w:rPr>
+      </w:pPr>
+      <w:r>
+        <w:rPr/>
+      </w:r>
+    </w:p>
+    <w:p>
+      <w:pPr>
+        <w:pStyle w:val="BodyText"/>
+        <w:widowControl/>
+        <w:bidi w:val="0"/>
+        <w:spacing w:before="0" w:after="0"/>
+        <w:ind w:hanging="0" w:start="0" w:end="0"/>
+        <w:jc w:val="start"/>
+        <w:rPr>
+          <w:rStyle w:val="Strong"/>
+          <w:rFonts w:ascii="inherit" w:hAnsi="inherit"/>
+          <w:b/>
+          <w:i w:val="false"/>
+          <w:caps w:val="false"/>
+          <w:smallCaps w:val="false"/>
+          <w:strike w:val="false"/>
+          <w:dstrike w:val="false"/>
+          <w:color w:val="00458F"/>
+          <w:spacing w:val="0"/>
+          <w:sz w:val="18"/>
+          <w:u w:val="single"/>
+          <w:effect w:val="none"/>
+          <w:shd w:fill="auto" w:val="clear"/>
+        </w:rPr>
+      </w:pPr>
+      <w:r>
+        <w:rPr/>
+      </w:r>
     </w:p>
     <w:p>
       <w:pPr>
